--- a/assets/Parth Trambadiya.docx
+++ b/assets/Parth Trambadiya.docx
@@ -496,14 +496,28 @@
                 <w:sz w:val="24"/>
                 <w:szCs w:val="24"/>
               </w:rPr>
-              <w:t>9.70</w:t>
+              <w:t>9.</w:t>
             </w:r>
             <w:r>
               <w:rPr>
                 <w:sz w:val="24"/>
                 <w:szCs w:val="24"/>
               </w:rPr>
-              <w:t xml:space="preserve"> (Till 4</w:t>
+              <w:t>63</w:t>
+            </w:r>
+            <w:r>
+              <w:rPr>
+                <w:sz w:val="24"/>
+                <w:szCs w:val="24"/>
+              </w:rPr>
+              <w:t xml:space="preserve"> (Till </w:t>
+            </w:r>
+            <w:r>
+              <w:rPr>
+                <w:sz w:val="24"/>
+                <w:szCs w:val="24"/>
+              </w:rPr>
+              <w:t>5</w:t>
             </w:r>
             <w:r>
               <w:rPr>
@@ -722,35 +736,14 @@
                 <w:sz w:val="24"/>
                 <w:szCs w:val="24"/>
               </w:rPr>
-              <w:t>Vijapura</w:t>
-            </w:r>
-            <w:r>
-              <w:rPr>
-                <w:b w:val="0"/>
-                <w:bCs/>
-                <w:caps w:val="0"/>
-                <w:color w:val="595959" w:themeColor="text1" w:themeTint="A6"/>
-                <w:sz w:val="24"/>
-                <w:szCs w:val="24"/>
-              </w:rPr>
-              <w:t xml:space="preserve"> Vidhya School – </w:t>
-            </w:r>
-            <w:r>
-              <w:rPr>
-                <w:b w:val="0"/>
-                <w:bCs/>
-                <w:caps w:val="0"/>
-                <w:color w:val="595959" w:themeColor="text1" w:themeTint="A6"/>
-                <w:sz w:val="24"/>
-                <w:szCs w:val="24"/>
-              </w:rPr>
-              <w:t>Sidsar, Jamnagar</w:t>
+              <w:t>Vijapura Vidhya School – Sidsar, Jamnagar</w:t>
             </w:r>
           </w:p>
           <w:p>
             <w:pPr>
               <w:pStyle w:val="Heading2"/>
               <w:contextualSpacing w:val="0"/>
+              <w:outlineLvl w:val="1"/>
               <w:rPr>
                 <w:b w:val="0"/>
                 <w:bCs/>
@@ -774,27 +767,7 @@
                 <w:sz w:val="24"/>
                 <w:szCs w:val="24"/>
               </w:rPr>
-              <w:t xml:space="preserve">: </w:t>
-            </w:r>
-            <w:r>
-              <w:rPr>
-                <w:b w:val="0"/>
-                <w:bCs/>
-                <w:color w:val="595959" w:themeColor="text1" w:themeTint="A6"/>
-                <w:sz w:val="24"/>
-                <w:szCs w:val="24"/>
-              </w:rPr>
-              <w:t>98.79</w:t>
-            </w:r>
-            <w:r>
-              <w:rPr>
-                <w:b w:val="0"/>
-                <w:bCs/>
-                <w:color w:val="595959" w:themeColor="text1" w:themeTint="A6"/>
-                <w:sz w:val="24"/>
-                <w:szCs w:val="24"/>
-              </w:rPr>
-              <w:t xml:space="preserve"> PR</w:t>
+              <w:t>: 98.79 PR</w:t>
             </w:r>
           </w:p>
         </w:tc>
@@ -2250,7 +2223,7 @@
         <v:path o:extrusionok="f" gradientshapeok="t" o:connecttype="rect"/>
         <o:lock v:ext="edit" aspectratio="t"/>
       </v:shapetype>
-      <v:shape id="_x0000_i1119" type="#_x0000_t75" alt="Smart Phone" style="width:8.25pt;height:12pt;visibility:visible" o:gfxdata="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" o:bullet="t">
+      <v:shape id="_x0000_i1043" type="#_x0000_t75" alt="Smart Phone" style="width:8.25pt;height:12pt;visibility:visible" o:gfxdata="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" o:bullet="t">
         <v:imagedata r:id="rId1" o:title="" cropleft="-15185f" cropright="-15185f"/>
       </v:shape>
     </w:pict>
@@ -28254,6 +28227,7 @@
     <w:rsid w:val="00995737"/>
     <w:rsid w:val="00A35C9D"/>
     <w:rsid w:val="00B0647A"/>
+    <w:rsid w:val="00C04DA1"/>
     <w:rsid w:val="00EA7AE7"/>
     <w:rsid w:val="00F96EF2"/>
   </w:rsids>
